--- a/tai-lieu-noi-bo/moscow/kremlin-tsar-cannon.docx
+++ b/tai-lieu-noi-bo/moscow/kremlin-tsar-cannon.docx
@@ -29,7 +29,7 @@
           <w:color w:val="5C6773"/>
           <w:sz w:val="22"/>
         </w:rPr>
-        <w:t>Царь-пушка · Tsar Cannon, Moscow Kremlin</w:t>
+        <w:t>Царь-пушка · Tsar Cannon</w:t>
       </w:r>
     </w:p>
     <w:p>
@@ -37,7 +37,7 @@
         <w:rPr>
           <w:sz w:val="25"/>
         </w:rPr>
-        <w:t>Khẩu bombard bằng đồng nặng gần bốn mươi tấn đúc năm 1586 — biểu tượng quyền uy và tài nghệ đúc pháo của nước Nga, khẩu pháo có cỡ nòng lớn nhất thế giới sừng sững giữa lòng Điện Kremlin.</w:t>
+        <w:t>Khẩu pháo đồng khổng lồ đúc năm 1586 bởi bậc thầy Andrey Chokhov: nặng ~39,3 tấn, cỡ nòng 890 mm — kỷ lục Guinness về cỡ nòng. Bệ gang chạm sư tử và bốn viên đạn là đồ trang trí thêm năm 1835; một biểu tượng quyền lực Nga chưa từng khai hỏa.</w:t>
       </w:r>
     </w:p>
     <w:p>
@@ -96,6 +96,22 @@
       </w:pPr>
       <w:r>
         <w:t>Đứng cạnh Chuông Sa hoàng dưới chân Tháp chuông Ivan Đại đế, tạo nên bộ đôi 'khổng lồ' gắn với câu đùa của Voltaire về 'chuông chẳng kêu, pháo chẳng nổ'.</w:t>
+      </w:r>
+    </w:p>
+    <w:p>
+      <w:pPr>
+        <w:pStyle w:val="ListBullet"/>
+      </w:pPr>
+      <w:r>
+        <w:t>Về bản chất là pháo bắn đạn ghém (дробовик) — thiết kế phun đạn đá vụn, không phải bắn một viên tròn</w:t>
+      </w:r>
+    </w:p>
+    <w:p>
+      <w:pPr>
+        <w:pStyle w:val="ListBullet"/>
+      </w:pPr>
+      <w:r>
+        <w:t>Bệ gang &amp; bốn viên đạn là đồ trang trí thêm năm 1835 (nhà máy Berd, Peterburg); đạn rỗng, quá cỡ nòng nên không thể bắn</w:t>
       </w:r>
     </w:p>
     <w:p>
@@ -332,6 +348,154 @@
       </w:pPr>
       <w:r>
         <w:t>Nhìn tổng thể, giá trị lớn nhất của Đại bác Sa hoàng nằm ở tầm vóc kỹ thuật và mỹ thuật của nó. Việc đúc thành công một khối đồng gần bốn mươi tấn liền mạch, với đường nét phù điêu sắc sảo và các dòng chữ tinh tế, là minh chứng cho trình độ luyện kim đã đạt đến độ chín của nước Nga cuối thế kỷ 16. Sự kết hợp giữa thân pháo thế kỷ 16 và bộ bệ, đạn trang trí thế kỷ 19 cũng tạo nên một tổng thể độc đáo, phản chiếu hai thời kỳ thẩm mỹ cách nhau hơn hai trăm năm.</w:t>
+      </w:r>
+    </w:p>
+    <w:p>
+      <w:pPr>
+        <w:pStyle w:val="Heading1"/>
+      </w:pPr>
+      <w:r>
+        <w:rPr>
+          <w:color w:val="152C4E"/>
+        </w:rPr>
+        <w:t>Những con số làm nên huyền thoại</w:t>
+      </w:r>
+    </w:p>
+    <w:p>
+      <w:pPr>
+        <w:jc w:val="both"/>
+      </w:pPr>
+      <w:r>
+        <w:t>Царь-пушка được đúc năm 1586 bằng đồng thau, dưới triều Sa hoàng Fyodor I, do bậc thầy Andrey Chokhov (Андрей Чохов) thực hiện tại Xưởng đúc pháo Moskva (Пушечный двор). Đúc liền một khối đồng lớn đến vậy ở thế kỷ 16 là kỳ công thực sự: người thợ phải nấu chảy hàng chục tấn đồng rồi rót vào khuôn đất khổng lồ mà tuyệt đối không để xảy ra vết nứt.</w:t>
+      </w:r>
+    </w:p>
+    <w:p>
+      <w:pPr>
+        <w:jc w:val="both"/>
+      </w:pPr>
+      <w:r>
+        <w:t>Xin điểm những con số khiến cả thế giới nể phục: pháo nặng khoảng 39,3 tấn (tương đương 2.400 pud theo đơn vị Nga xưa); dài 5,34 mét; cỡ nòng — tức đường kính lòng — lên tới 890 mm, rộng đến mức một người trưởng thành gần như có thể chui vào. Đường kính ngoài thân pháo chừng 1.200 mm, riêng vành trang trí ở miệng nòng nở tới khoảng 1.340 mm.</w:t>
+      </w:r>
+    </w:p>
+    <w:p>
+      <w:pPr>
+        <w:jc w:val="both"/>
+      </w:pPr>
+      <w:r>
+        <w:t>Chính cỡ nòng 890 mm đã đưa Царь-пушка vào sách Kỷ lục Guinness với danh hiệu khẩu pháo (bombard) có cỡ nòng lớn nhất từng được chế tạo trên thế giới. Một điểm cần nói rõ để khách hiểu đúng: về bản chất đây là một khẩu 'дробовик' (pháo bắn đạn ghém) — thiết kế để phun ra cả một khối đạn đá vụn (có nguồn ước tính tới ~800 kg đạn đá) chứ không phải bắn một viên đạn tròn duy nhất.</w:t>
+      </w:r>
+    </w:p>
+    <w:p>
+      <w:pPr>
+        <w:pStyle w:val="Heading1"/>
+      </w:pPr>
+      <w:r>
+        <w:rPr>
+          <w:color w:val="152C4E"/>
+        </w:rPr>
+        <w:t>Đọc phù điêu &amp; chữ khắc trên thân pháo</w:t>
+      </w:r>
+    </w:p>
+    <w:p>
+      <w:pPr>
+        <w:jc w:val="both"/>
+      </w:pPr>
+      <w:r>
+        <w:t>Царь-пушка không chỉ to, mà còn là một tác phẩm điêu khắc bằng đồng. Trên thân pháo, quý khách hãy tìm bức phù điêu Sa hoàng Fyodor Ivanovich cưỡi ngựa, đầu đội vương miện, tay cầm vương trượng — chính hình ảnh 'Sa hoàng trên lưng ngựa' này đã góp phần tạo nên cái tên 'Vua Đại bác'.</w:t>
+      </w:r>
+    </w:p>
+    <w:p>
+      <w:pPr>
+        <w:jc w:val="both"/>
+      </w:pPr>
+      <w:r>
+        <w:t>Bao quanh là các dải phù điêu hoa văn, hình trang trí, cùng những dòng chữ Slav cổ đắp nổi. Một dòng ghi công người đúc: «Делал пушку пушечный литец Андрей Чохов» — nghĩa là 'Khẩu pháo do thợ đúc pháo Andrey Chokhov chế tác'; các dòng khác xưng tụng Sa hoàng Fyodor và nhắc đến Hoàng hậu Irina, kèm năm đúc. Tất cả như một tấm 'căn cước bằng đồng' còn nguyên vẹn sau hơn bốn thế kỷ.</w:t>
+      </w:r>
+    </w:p>
+    <w:p>
+      <w:pPr>
+        <w:jc w:val="both"/>
+      </w:pPr>
+      <w:r>
+        <w:t>Trên thân còn có tám cặp quai/gờ hình chữ nhật đúc liền để luồn dây và đòn khi di chuyển khối pháo nặng gần 40 tấn — một chi tiết kỹ thuật thú vị mà quý khách có thể chỉ cho khách khi vòng quanh thân pháo.</w:t>
+      </w:r>
+    </w:p>
+    <w:p>
+      <w:pPr>
+        <w:pStyle w:val="Heading1"/>
+      </w:pPr>
+      <w:r>
+        <w:rPr>
+          <w:color w:val="152C4E"/>
+        </w:rPr>
+        <w:t>Bệ pháo &amp; bốn viên đạn — 'màn' trang trí thêm năm 1835</w:t>
+      </w:r>
+    </w:p>
+    <w:p>
+      <w:pPr>
+        <w:jc w:val="both"/>
+      </w:pPr>
+      <w:r>
+        <w:t>Một điều khiến nhiều du khách bất ngờ: cỗ bệ gang chạm trổ và bốn viên đạn tròn xếp thành kim tự tháp mà ta thấy hôm nay KHÔNG phải đồ gốc thế kỷ 16 — chúng chỉ được thêm vào năm 1835, tức muộn hơn khẩu pháo gần 250 năm.</w:t>
+      </w:r>
+    </w:p>
+    <w:p>
+      <w:pPr>
+        <w:jc w:val="both"/>
+      </w:pPr>
+      <w:r>
+        <w:t>Cỗ bệ bằng gang được đúc năm 1835 tại nhà máy Berd (завод Берда) ở Sankt-Peterburg, theo bản vẽ của kiến trúc sư Aleksandr Bryullov và kỹ sư Pavel de Witte. Trên bệ có phù điêu đầu sư tử (mascaron) và hoa văn thực vật rất đẹp — bản thân cỗ bệ đã là một tác phẩm mỹ nghệ gang đúc thời Đế chế Nga.</w:t>
+      </w:r>
+    </w:p>
+    <w:p>
+      <w:pPr>
+        <w:jc w:val="both"/>
+      </w:pPr>
+      <w:r>
+        <w:t>Bốn viên đạn gang cũng đúc năm 1835. Chúng là đạn RỖNG, chỉ để trang trí, và quan trọng là mỗi viên còn LỚN HƠN cỡ nòng nên không thể nào nạp vào bắn được. Vì thế, tất cả những gì nằm dưới thân pháo — cỗ bệ và bốn viên đạn — thực chất là 'sân khấu' trưng bày của thế kỷ 19, tôn khối đồng cổ lên thành một đài kỷ niệm. (Trọng lượng mỗi viên đạn được các nguồn ghi khác nhau, khoảng 1 tấn; nên nói ở mức ước lượng.)</w:t>
+      </w:r>
+    </w:p>
+    <w:p>
+      <w:pPr>
+        <w:pStyle w:val="Heading1"/>
+      </w:pPr>
+      <w:r>
+        <w:rPr>
+          <w:color w:val="152C4E"/>
+        </w:rPr>
+        <w:t>Có bao giờ khai hỏa? Sự thật &amp; giai thoại</w:t>
+      </w:r>
+    </w:p>
+    <w:p>
+      <w:pPr>
+        <w:jc w:val="both"/>
+      </w:pPr>
+      <w:r>
+        <w:t>Câu hỏi khách hay hỏi nhất: 'Khẩu pháo này đã từng bắn chưa?' Câu trả lời gần như chắc chắn là: chưa từng được dùng trong bất kỳ trận đánh nào. Theo quan điểm chính thức của Bảo tàng Kremlin và kết quả khảo sát thập niên 1980, lòng nòng vẫn còn vảy đúc chưa gia công tinh và lỗ điểm hỏa chưa được khoan hoàn chỉnh — nghĩa là nhiều khả năng pháo chưa từng khai hỏa.</w:t>
+      </w:r>
+    </w:p>
+    <w:p>
+      <w:pPr>
+        <w:jc w:val="both"/>
+      </w:pPr>
+      <w:r>
+        <w:t>Tuy vậy, câu chuyện có phần ly kỳ hơn: một số chuyên gia khi khảo sát năm 1980 cho biết đã phát hiện dấu vết thuốc súng trong lòng nòng, làm dấy lên giả thuyết rằng ít nhất pháo từng được bắn thử một lần. Đến nay giới nghiên cứu vẫn chưa hoàn toàn thống nhất — quý hướng dẫn viên nên trình bày cả hai luồng ý kiến thay vì khẳng định tuyệt đối.</w:t>
+      </w:r>
+    </w:p>
+    <w:p>
+      <w:pPr>
+        <w:jc w:val="both"/>
+      </w:pPr>
+      <w:r>
+        <w:t>Có một giai thoại nổi tiếng: rằng tro cốt của kẻ mạo danh — Kẻ giả Dmitry I (Лжедмитрий I) — sau khi bị lật đổ năm 1606 đã bị nhồi vào một khẩu đại bác và bắn ngược về phía Ba Lan. Nhiều người gán câu chuyện ấy cho Царь-пушка, nhưng các sử gia cho rằng đó gần như chắc chắn là một khẩu pháo khác (và bản thân Царь-пушка thì khó lòng bắn được). Nên kể như một giai thoại thú vị, kèm lời đính chính nhẹ nhàng.</w:t>
+      </w:r>
+    </w:p>
+    <w:p>
+      <w:pPr>
+        <w:jc w:val="both"/>
+      </w:pPr>
+      <w:r>
+        <w:t>Khép lại, có thể mượn lời văn hào Voltaire về hai kỳ quan trong Kremlin: một quả chuông chưa bao giờ ngân và một khẩu pháo chưa bao giờ nổ — ý nói Chuông Sa hoàng (Царь-колокол) và chính Царь-пушка đứng gần nhau. Một cách kết duyên dáng để dẫn khách sang thăm 'người anh em khổng lồ' — Chuông Sa hoàng ngay kề bên.</w:t>
       </w:r>
     </w:p>
     <w:p>
@@ -921,6 +1085,21 @@
       </w:r>
     </w:p>
     <w:p>
+      <w:r>
+        <w:rPr>
+          <w:sz w:val="22"/>
+        </w:rPr>
+        <w:t xml:space="preserve">• Царь-пушка — Wikipedia (tiếng Nga) — </w:t>
+      </w:r>
+      <w:r>
+        <w:rPr>
+          <w:color w:val="204A86"/>
+          <w:sz w:val="20"/>
+        </w:rPr>
+        <w:t>https://ru.wikipedia.org/wiki/Царь-пушка</w:t>
+      </w:r>
+    </w:p>
+    <w:p>
       <w:pPr>
         <w:pStyle w:val="Heading2"/>
       </w:pPr>
@@ -997,11 +1176,38 @@
     <w:p>
       <w:r>
         <w:rPr>
+          <w:color w:val="5C6773"/>
+          <w:sz w:val="20"/>
+        </w:rPr>
+        <w:t>Wikipedia tiếng Anh &amp; tiếng Nga, mục «Tsar Cannon / Царь-пушка» (bản 9/2026) — dùng cho: đúc 1586 bằng đồng do Andrey Chokhov tại Xưởng đúc pháo, thời Sa hoàng Fyodor I; nặng ~39,3 tấn (2.400 pud), dài 5,34 m, cỡ nòng 890 mm, đường kính ngoài ~1.200 mm; phù điêu Fyodor cưỡi ngựa và chữ khắc ghi công Chokhov cùng Hoàng hậu Irina; kỷ lục Guinness về cỡ nòng; là pháo bắn đạn ghém (дробовик); bệ gang và bốn viên đạn rỗng thêm năm 1835 (nhà máy Berd, Peterburg; bản vẽ A. P. Bryullov &amp; P. Ya. de Witte, phù điêu đầu sư tử); tranh cãi về việc từng khai hỏa (khảo sát 1980 phát hiện dấu thuốc súng theo một nguồn, trong khi kết luận khác cho rằng lòng nòng và lỗ điểm hỏa chưa hoàn thiện nên chưa từng bắn); giai thoại tro cốt Kẻ giả Dmitry I; lịch sử di dời (Quảng trường Đỏ → Arsenal năm 1706 → bệ gang mới 1835 → vị trí hiện nay cạnh Tháp chuông Ivan Đại đế / Nhà thờ Mười hai Tông đồ).</w:t>
+      </w:r>
+    </w:p>
+    <w:p>
+      <w:r>
+        <w:rPr>
+          <w:color w:val="5C6773"/>
+          <w:sz w:val="20"/>
+        </w:rPr>
+        <w:t>Trang chính thức Bảo tàng Kremlin (kreml.ru) — dùng cho: xác nhận đúc 1586 bởi Andrey Chokhov thời Fyodor Ivanovich; cỡ nòng 890 mm ('pháo lớn nhất thế giới'), thân nặng ~40 tấn, dài 5,34 m; phù điêu và chữ khắc, hình Sa hoàng cưỡi ngựa; bệ và bốn viên đạn rỗng đúc năm 1835 tại nhà máy Berd; khẳng định pháo 'chưa bao giờ bắn' và không được dùng trong chiến tranh.</w:t>
+      </w:r>
+    </w:p>
+    <w:p>
+      <w:r>
+        <w:rPr>
+          <w:color w:val="5C6773"/>
+          <w:sz w:val="20"/>
+        </w:rPr>
+        <w:t>Ghi chú biên soạn: audioguide izi.travel về Kremlin không truy cập được lúc biên soạn (máy chủ trả lỗi) nên dữ kiện đã đối chiếu với Wikipedia và trang chính thức kreml.ru; trọng lượng mỗi viên đạn và một số mốc di dời có sai lệch giữa các nguồn nên nêu ở mức ước lượng, cần kiểm chứng; giai thoại Kẻ giả Dmitry I trình bày như truyền thuyết. Mốc năm theo dương lịch.</w:t>
+      </w:r>
+    </w:p>
+    <w:p>
+      <w:r>
+        <w:rPr>
           <w:i/>
           <w:color w:val="5C6773"/>
           <w:sz w:val="18"/>
         </w:rPr>
-        <w:t>Tài liệu nội bộ — không dùng cho mục đích public. Biên soạn nguyên gốc, có dẫn nguồn. Cập nhật 2026-08-11.</w:t>
+        <w:t>Tài liệu nội bộ — không dùng cho mục đích public. Biên soạn nguyên gốc, có dẫn nguồn. Cập nhật 2026-09-28.</w:t>
       </w:r>
     </w:p>
     <w:sectPr>
